--- a/docs/Паспорт_исследовательского_проекта_Ковалева_Алиса.docx
+++ b/docs/Паспорт_исследовательского_проекта_Ковалева_Алиса.docx
@@ -741,7 +741,7 @@
         <w:spacing w:after="40"/>
       </w:pPr>
       <w:r>
-        <w:t>Провести модельный биологический эксперимент в 5 синхронных когортах ($n = 45$: Контроль, Засоление 150 мМ в изолированном лотке, Спасение по прибору, Спасение по глазам, Терминальная засуха) с математико-статистической обработкой в SciPy (ANOVA, Mann-Whitney).</w:t>
+        <w:t>Провести модельный биологический эксперимент в 5 синхронных когортах ($n = 45$: Контроль, Засоление 150 мМ в изолированном лотке, Превентивная регидратация, Традиционный визуальный контроль, Терминальная засуха) с математико-статистической обработкой в SciPy (ANOVA, Mann-Whitney).</w:t>
       </w:r>
     </w:p>
     <w:p>
@@ -1227,7 +1227,7 @@
               <w:rPr>
                 <w:sz w:val="19"/>
               </w:rPr>
-              <w:t>Синхронный посев Pisum sativum, проведение эксперимента в 5 когортах ($n = 45$), фиксация динамики NDVI, CWSI и дуэли стратегий спасения.</w:t>
+              <w:t>Синхронный посев Pisum sativum, проведение эксперимента в 5 когортах ($n = 45$), фиксация динамики NDVI, CWSI и сравнительной эффективности стратегий регидратации.</w:t>
             </w:r>
           </w:p>
         </w:tc>

--- a/docs/Паспорт_исследовательского_проекта_Ковалева_Алиса.docx
+++ b/docs/Паспорт_исследовательского_проекта_Ковалева_Алиса.docx
@@ -732,7 +732,7 @@
         <w:spacing w:after="40"/>
       </w:pPr>
       <w:r>
-        <w:t>Спроектировать и изготовить лазерным раскроем светозащитный кубический бокс с лабиринтными светоловушками и референсным полем Ground-Truth.</w:t>
+        <w:t>Спроектировать и изготовить лазерным раскроем светозащитный бокс 210×210×297 мм с замками шип-паз, быстросъемным магнитным фасадом и референсным полем Ground-Truth.</w:t>
       </w:r>
     </w:p>
     <w:p>
@@ -1769,7 +1769,7 @@
               <w:rPr>
                 <w:sz w:val="19"/>
               </w:rPr>
-              <w:t>Камера USB NoIR OV5640 (без ИК-фильтра)</w:t>
+              <w:t>Камера USB NoIR OV5640 / IMX179 (без ИК-фильтра)</w:t>
             </w:r>
           </w:p>
         </w:tc>
@@ -1965,7 +1965,7 @@
               <w:rPr>
                 <w:sz w:val="19"/>
               </w:rPr>
-              <w:t>Фанера березовая ФК 4 мм сорт 2/2 ($760 \times 760$ мм)</w:t>
+              <w:t>Фанера березовая ФК 4 мм сорт 2/2 ($760 \times 760$ мм) + неодимовые магниты</w:t>
             </w:r>
           </w:p>
         </w:tc>
@@ -1989,7 +1989,7 @@
               <w:rPr>
                 <w:sz w:val="19"/>
               </w:rPr>
-              <w:t>Корпус кубического бокса с лабиринтными пазами</w:t>
+              <w:t>Корпус бокса 210×210×297 мм с замками шип-паз и магнитным фасадом</w:t>
             </w:r>
           </w:p>
         </w:tc>
